--- a/Knowledge/3-Work knowledge/1-Software Engineering/2-Testing/5-My Source/1-ISTQB Foundation Level/5-Test Management/5-Test Techniques/4-Types of Collaboration-Based Approaches/5-Specification by Example (SbE).docx
+++ b/Knowledge/3-Work knowledge/1-Software Engineering/2-Testing/5-My Source/1-ISTQB Foundation Level/5-Test Management/5-Test Techniques/4-Types of Collaboration-Based Approaches/5-Specification by Example (SbE).docx
@@ -33,51 +33,77 @@
       </w:pPr>
       <w:r>
         <w:rPr>
-          <w:b/>
-          <w:shd w:val="clear" w:color="auto" w:fill="B7B7B7"/>
-        </w:rPr>
-        <w:t># Source</w:t>
-      </w:r>
-      <w:r>
-        <w:rPr>
-          <w:shd w:val="clear" w:color="auto" w:fill="B7B7B7"/>
-        </w:rPr>
-        <w:t xml:space="preserve">: </w:t>
-      </w:r>
-      <w:r>
-        <w:rPr>
-          <w:b/>
-          <w:shd w:val="clear" w:color="auto" w:fill="B7B7B7"/>
-        </w:rPr>
-        <w:t xml:space="preserve">Chatgpt </w:t>
-      </w:r>
-      <w:r>
-        <w:rPr>
-          <w:b/>
-          <w:sz w:val="14"/>
-          <w:szCs w:val="14"/>
-          <w:shd w:val="clear" w:color="auto" w:fill="B7B7B7"/>
-        </w:rPr>
-        <w:t>(GPT</w:t>
-      </w:r>
-      <w:r>
-        <w:rPr>
-          <w:rFonts w:ascii="Cambria Math" w:hAnsi="Cambria Math" w:cs="Cambria Math"/>
-          <w:b/>
-          <w:sz w:val="14"/>
-          <w:szCs w:val="14"/>
-          <w:shd w:val="clear" w:color="auto" w:fill="B7B7B7"/>
+          <w:rFonts w:ascii="Arial" w:eastAsia="Arial" w:hAnsi="Arial" w:cs="Arial"/>
+          <w:b/>
+          <w:color w:val="000000"/>
+          <w:sz w:val="18"/>
+          <w:highlight w:val="lightGray"/>
+        </w:rPr>
+        <w:t># Source: AI Source: Provided by: [Data Path</w:t>
+      </w:r>
+      <w:r>
+        <w:rPr>
+          <w:rFonts w:ascii="Arial" w:eastAsia="Arial" w:hAnsi="Arial" w:cs="Arial"/>
+          <w:color w:val="000000"/>
+          <w:sz w:val="18"/>
+          <w:highlight w:val="lightGray"/>
+        </w:rPr>
+        <w:t xml:space="preserve">: Persons Table -&gt; ID Column: 1, Name_En Column: Motasem Essam] -&gt; </w:t>
+      </w:r>
+      <w:r>
+        <w:rPr>
+          <w:rFonts w:ascii="Arial" w:eastAsia="Arial" w:hAnsi="Arial" w:cs="Arial"/>
+          <w:b/>
+          <w:color w:val="000000"/>
+          <w:sz w:val="18"/>
+          <w:highlight w:val="lightGray"/>
+        </w:rPr>
+        <w:t>From:</w:t>
+      </w:r>
+      <w:r>
+        <w:rPr>
+          <w:rFonts w:ascii="Arial" w:eastAsia="Arial" w:hAnsi="Arial" w:cs="Arial"/>
+          <w:color w:val="000000"/>
+          <w:sz w:val="18"/>
+          <w:highlight w:val="lightGray"/>
+        </w:rPr>
+        <w:t xml:space="preserve"> [Chatgpt (GPT</w:t>
+      </w:r>
+      <w:r>
+        <w:rPr>
+          <w:rFonts w:ascii="Arial" w:eastAsia="Arial" w:hAnsi="Arial" w:cs="Cambria Math"/>
+          <w:color w:val="000000"/>
+          <w:sz w:val="18"/>
+          <w:highlight w:val="lightGray"/>
         </w:rPr>
         <w:t>‑</w:t>
       </w:r>
       <w:r>
         <w:rPr>
-          <w:b/>
-          <w:sz w:val="14"/>
-          <w:szCs w:val="14"/>
-          <w:shd w:val="clear" w:color="auto" w:fill="B7B7B7"/>
-        </w:rPr>
-        <w:t>5 Mini) at [8/17/2025]</w:t>
+          <w:rFonts w:ascii="Arial" w:eastAsia="Arial" w:hAnsi="Arial" w:cs="Arial"/>
+          <w:color w:val="000000"/>
+          <w:sz w:val="18"/>
+          <w:highlight w:val="lightGray"/>
+        </w:rPr>
+        <w:t xml:space="preserve">5 Mini)] </w:t>
+      </w:r>
+      <w:r>
+        <w:rPr>
+          <w:rFonts w:ascii="Arial" w:eastAsia="Arial" w:hAnsi="Arial" w:cs="Arial"/>
+          <w:b/>
+          <w:color w:val="000000"/>
+          <w:sz w:val="18"/>
+          <w:highlight w:val="lightGray"/>
+        </w:rPr>
+        <w:t>on</w:t>
+      </w:r>
+      <w:r>
+        <w:rPr>
+          <w:rFonts w:ascii="Arial" w:eastAsia="Arial" w:hAnsi="Arial"/>
+          <w:sz w:val="18"/>
+          <w:highlight w:val="lightGray"/>
+        </w:rPr>
+        <w:t xml:space="preserve"> [8/17/2025]</w:t>
       </w:r>
     </w:p>
     <w:p>
@@ -156,7 +182,7 @@
     </w:p>
     <w:p>
       <w:r>
-        <w:pict w14:anchorId="0D35ADE7">
+        <w:pict w14:anchorId="7E033383">
           <v:rect id="_x0000_i1025" style="width:0;height:1.5pt" o:hralign="center" o:hrstd="t" o:hr="t" fillcolor="#a0a0a0" stroked="f"/>
         </w:pict>
       </w:r>
@@ -189,51 +215,77 @@
       </w:pPr>
       <w:r>
         <w:rPr>
-          <w:b/>
-          <w:shd w:val="clear" w:color="auto" w:fill="B7B7B7"/>
-        </w:rPr>
-        <w:t># Source</w:t>
-      </w:r>
-      <w:r>
-        <w:rPr>
-          <w:shd w:val="clear" w:color="auto" w:fill="B7B7B7"/>
-        </w:rPr>
-        <w:t xml:space="preserve">: </w:t>
-      </w:r>
-      <w:r>
-        <w:rPr>
-          <w:b/>
-          <w:shd w:val="clear" w:color="auto" w:fill="B7B7B7"/>
-        </w:rPr>
-        <w:t xml:space="preserve">Chatgpt </w:t>
-      </w:r>
-      <w:r>
-        <w:rPr>
-          <w:b/>
-          <w:sz w:val="14"/>
-          <w:szCs w:val="14"/>
-          <w:shd w:val="clear" w:color="auto" w:fill="B7B7B7"/>
-        </w:rPr>
-        <w:t>(GPT</w:t>
-      </w:r>
-      <w:r>
-        <w:rPr>
-          <w:rFonts w:ascii="Cambria Math" w:hAnsi="Cambria Math" w:cs="Cambria Math"/>
-          <w:b/>
-          <w:sz w:val="14"/>
-          <w:szCs w:val="14"/>
-          <w:shd w:val="clear" w:color="auto" w:fill="B7B7B7"/>
+          <w:rFonts w:ascii="Arial" w:eastAsia="Arial" w:hAnsi="Arial" w:cs="Arial"/>
+          <w:b/>
+          <w:color w:val="000000"/>
+          <w:sz w:val="18"/>
+          <w:highlight w:val="lightGray"/>
+        </w:rPr>
+        <w:t># Source: AI Source: Provided by: [Data Path</w:t>
+      </w:r>
+      <w:r>
+        <w:rPr>
+          <w:rFonts w:ascii="Arial" w:eastAsia="Arial" w:hAnsi="Arial" w:cs="Arial"/>
+          <w:color w:val="000000"/>
+          <w:sz w:val="18"/>
+          <w:highlight w:val="lightGray"/>
+        </w:rPr>
+        <w:t xml:space="preserve">: Persons Table -&gt; ID Column: 1, Name_En Column: Motasem Essam] -&gt; </w:t>
+      </w:r>
+      <w:r>
+        <w:rPr>
+          <w:rFonts w:ascii="Arial" w:eastAsia="Arial" w:hAnsi="Arial" w:cs="Arial"/>
+          <w:b/>
+          <w:color w:val="000000"/>
+          <w:sz w:val="18"/>
+          <w:highlight w:val="lightGray"/>
+        </w:rPr>
+        <w:t>From:</w:t>
+      </w:r>
+      <w:r>
+        <w:rPr>
+          <w:rFonts w:ascii="Arial" w:eastAsia="Arial" w:hAnsi="Arial" w:cs="Arial"/>
+          <w:color w:val="000000"/>
+          <w:sz w:val="18"/>
+          <w:highlight w:val="lightGray"/>
+        </w:rPr>
+        <w:t xml:space="preserve"> [Chatgpt (GPT</w:t>
+      </w:r>
+      <w:r>
+        <w:rPr>
+          <w:rFonts w:ascii="Arial" w:eastAsia="Arial" w:hAnsi="Arial" w:cs="Cambria Math"/>
+          <w:color w:val="000000"/>
+          <w:sz w:val="18"/>
+          <w:highlight w:val="lightGray"/>
         </w:rPr>
         <w:t>‑</w:t>
       </w:r>
       <w:r>
         <w:rPr>
-          <w:b/>
-          <w:sz w:val="14"/>
-          <w:szCs w:val="14"/>
-          <w:shd w:val="clear" w:color="auto" w:fill="B7B7B7"/>
-        </w:rPr>
-        <w:t>5 Mini) at [8/17/2025]</w:t>
+          <w:rFonts w:ascii="Arial" w:eastAsia="Arial" w:hAnsi="Arial" w:cs="Arial"/>
+          <w:color w:val="000000"/>
+          <w:sz w:val="18"/>
+          <w:highlight w:val="lightGray"/>
+        </w:rPr>
+        <w:t xml:space="preserve">5 Mini)] </w:t>
+      </w:r>
+      <w:r>
+        <w:rPr>
+          <w:rFonts w:ascii="Arial" w:eastAsia="Arial" w:hAnsi="Arial" w:cs="Arial"/>
+          <w:b/>
+          <w:color w:val="000000"/>
+          <w:sz w:val="18"/>
+          <w:highlight w:val="lightGray"/>
+        </w:rPr>
+        <w:t>on</w:t>
+      </w:r>
+      <w:r>
+        <w:rPr>
+          <w:rFonts w:ascii="Arial" w:eastAsia="Arial" w:hAnsi="Arial"/>
+          <w:sz w:val="18"/>
+          <w:highlight w:val="lightGray"/>
+        </w:rPr>
+        <w:t xml:space="preserve"> [8/17/2025]</w:t>
       </w:r>
     </w:p>
     <w:p>
@@ -242,7 +294,7 @@
           <w:ilvl w:val="0"/>
           <w:numId w:val="1"/>
         </w:numPr>
-        <w:spacing w:before="240"/>
+        <w:spacing w:before="240" w:after="0" w:line="276" w:lineRule="auto"/>
         <w:rPr>
           <w:rFonts w:ascii="Roboto Mono" w:eastAsia="Roboto Mono" w:hAnsi="Roboto Mono" w:cs="Roboto Mono"/>
         </w:rPr>
@@ -268,6 +320,7 @@
           <w:ilvl w:val="1"/>
           <w:numId w:val="1"/>
         </w:numPr>
+        <w:spacing w:after="0" w:line="276" w:lineRule="auto"/>
       </w:pPr>
       <w:r>
         <w:rPr>
@@ -301,6 +354,7 @@
           <w:ilvl w:val="2"/>
           <w:numId w:val="1"/>
         </w:numPr>
+        <w:spacing w:after="0" w:line="276" w:lineRule="auto"/>
         <w:rPr>
           <w:rFonts w:ascii="Roboto Mono" w:eastAsia="Roboto Mono" w:hAnsi="Roboto Mono" w:cs="Roboto Mono"/>
         </w:rPr>
@@ -326,6 +380,7 @@
           <w:ilvl w:val="0"/>
           <w:numId w:val="1"/>
         </w:numPr>
+        <w:spacing w:after="0" w:line="276" w:lineRule="auto"/>
         <w:rPr>
           <w:rFonts w:ascii="Roboto Mono" w:eastAsia="Roboto Mono" w:hAnsi="Roboto Mono" w:cs="Roboto Mono"/>
         </w:rPr>
@@ -351,6 +406,7 @@
           <w:ilvl w:val="1"/>
           <w:numId w:val="1"/>
         </w:numPr>
+        <w:spacing w:after="0" w:line="276" w:lineRule="auto"/>
       </w:pPr>
       <w:r>
         <w:rPr>
@@ -384,6 +440,7 @@
           <w:ilvl w:val="0"/>
           <w:numId w:val="1"/>
         </w:numPr>
+        <w:spacing w:after="0" w:line="276" w:lineRule="auto"/>
         <w:rPr>
           <w:rFonts w:ascii="Roboto Mono" w:eastAsia="Roboto Mono" w:hAnsi="Roboto Mono" w:cs="Roboto Mono"/>
         </w:rPr>
@@ -409,6 +466,7 @@
           <w:ilvl w:val="1"/>
           <w:numId w:val="1"/>
         </w:numPr>
+        <w:spacing w:after="0" w:line="276" w:lineRule="auto"/>
       </w:pPr>
       <w:r>
         <w:rPr>
@@ -455,6 +513,7 @@
           <w:ilvl w:val="0"/>
           <w:numId w:val="1"/>
         </w:numPr>
+        <w:spacing w:after="0" w:line="276" w:lineRule="auto"/>
         <w:rPr>
           <w:rFonts w:ascii="Roboto Mono" w:eastAsia="Roboto Mono" w:hAnsi="Roboto Mono" w:cs="Roboto Mono"/>
         </w:rPr>
@@ -480,13 +539,12 @@
           <w:ilvl w:val="1"/>
           <w:numId w:val="1"/>
         </w:numPr>
-        <w:spacing w:after="240"/>
-      </w:pPr>
-      <w:r>
-        <w:rPr>
-          <w:rFonts w:ascii="Roboto Mono" w:eastAsia="Roboto Mono" w:hAnsi="Roboto Mono" w:cs="Roboto Mono"/>
-        </w:rPr>
-        <w:lastRenderedPageBreak/>
+        <w:spacing w:after="240" w:line="276" w:lineRule="auto"/>
+      </w:pPr>
+      <w:r>
+        <w:rPr>
+          <w:rFonts w:ascii="Roboto Mono" w:eastAsia="Roboto Mono" w:hAnsi="Roboto Mono" w:cs="Roboto Mono"/>
+        </w:rPr>
         <w:t xml:space="preserve">SbE is the </w:t>
       </w:r>
       <w:r>
@@ -534,7 +592,7 @@
     </w:p>
     <w:p>
       <w:r>
-        <w:pict w14:anchorId="5F5D3D6D">
+        <w:pict w14:anchorId="5BDC177B">
           <v:rect id="_x0000_i1026" style="width:0;height:1.5pt" o:hralign="center" o:hrstd="t" o:hr="t" fillcolor="#a0a0a0" stroked="f"/>
         </w:pict>
       </w:r>
@@ -594,51 +652,77 @@
       </w:pPr>
       <w:r>
         <w:rPr>
-          <w:b/>
-          <w:shd w:val="clear" w:color="auto" w:fill="B7B7B7"/>
-        </w:rPr>
-        <w:t># Source</w:t>
-      </w:r>
-      <w:r>
-        <w:rPr>
-          <w:shd w:val="clear" w:color="auto" w:fill="B7B7B7"/>
-        </w:rPr>
-        <w:t xml:space="preserve">: </w:t>
-      </w:r>
-      <w:r>
-        <w:rPr>
-          <w:b/>
-          <w:shd w:val="clear" w:color="auto" w:fill="B7B7B7"/>
-        </w:rPr>
-        <w:t xml:space="preserve">Chatgpt </w:t>
-      </w:r>
-      <w:r>
-        <w:rPr>
-          <w:b/>
-          <w:sz w:val="14"/>
-          <w:szCs w:val="14"/>
-          <w:shd w:val="clear" w:color="auto" w:fill="B7B7B7"/>
-        </w:rPr>
-        <w:t>(GPT</w:t>
-      </w:r>
-      <w:r>
-        <w:rPr>
-          <w:rFonts w:ascii="Cambria Math" w:hAnsi="Cambria Math" w:cs="Cambria Math"/>
-          <w:b/>
-          <w:sz w:val="14"/>
-          <w:szCs w:val="14"/>
-          <w:shd w:val="clear" w:color="auto" w:fill="B7B7B7"/>
+          <w:rFonts w:ascii="Arial" w:eastAsia="Arial" w:hAnsi="Arial" w:cs="Arial"/>
+          <w:b/>
+          <w:color w:val="000000"/>
+          <w:sz w:val="18"/>
+          <w:highlight w:val="lightGray"/>
+        </w:rPr>
+        <w:t># Source: AI Source: Provided by: [Data Path</w:t>
+      </w:r>
+      <w:r>
+        <w:rPr>
+          <w:rFonts w:ascii="Arial" w:eastAsia="Arial" w:hAnsi="Arial" w:cs="Arial"/>
+          <w:color w:val="000000"/>
+          <w:sz w:val="18"/>
+          <w:highlight w:val="lightGray"/>
+        </w:rPr>
+        <w:t xml:space="preserve">: Persons Table -&gt; ID Column: 1, Name_En Column: Motasem Essam] -&gt; </w:t>
+      </w:r>
+      <w:r>
+        <w:rPr>
+          <w:rFonts w:ascii="Arial" w:eastAsia="Arial" w:hAnsi="Arial" w:cs="Arial"/>
+          <w:b/>
+          <w:color w:val="000000"/>
+          <w:sz w:val="18"/>
+          <w:highlight w:val="lightGray"/>
+        </w:rPr>
+        <w:t>From:</w:t>
+      </w:r>
+      <w:r>
+        <w:rPr>
+          <w:rFonts w:ascii="Arial" w:eastAsia="Arial" w:hAnsi="Arial" w:cs="Arial"/>
+          <w:color w:val="000000"/>
+          <w:sz w:val="18"/>
+          <w:highlight w:val="lightGray"/>
+        </w:rPr>
+        <w:t xml:space="preserve"> [Chatgpt (GPT</w:t>
+      </w:r>
+      <w:r>
+        <w:rPr>
+          <w:rFonts w:ascii="Arial" w:eastAsia="Arial" w:hAnsi="Arial" w:cs="Cambria Math"/>
+          <w:color w:val="000000"/>
+          <w:sz w:val="18"/>
+          <w:highlight w:val="lightGray"/>
         </w:rPr>
         <w:t>‑</w:t>
       </w:r>
       <w:r>
         <w:rPr>
-          <w:b/>
-          <w:sz w:val="14"/>
-          <w:szCs w:val="14"/>
-          <w:shd w:val="clear" w:color="auto" w:fill="B7B7B7"/>
-        </w:rPr>
-        <w:t>5 Mini) at [8/17/2025]</w:t>
+          <w:rFonts w:ascii="Arial" w:eastAsia="Arial" w:hAnsi="Arial" w:cs="Arial"/>
+          <w:color w:val="000000"/>
+          <w:sz w:val="18"/>
+          <w:highlight w:val="lightGray"/>
+        </w:rPr>
+        <w:t xml:space="preserve">5 Mini)] </w:t>
+      </w:r>
+      <w:r>
+        <w:rPr>
+          <w:rFonts w:ascii="Arial" w:eastAsia="Arial" w:hAnsi="Arial" w:cs="Arial"/>
+          <w:b/>
+          <w:color w:val="000000"/>
+          <w:sz w:val="18"/>
+          <w:highlight w:val="lightGray"/>
+        </w:rPr>
+        <w:t>on</w:t>
+      </w:r>
+      <w:r>
+        <w:rPr>
+          <w:rFonts w:ascii="Arial" w:eastAsia="Arial" w:hAnsi="Arial"/>
+          <w:sz w:val="18"/>
+          <w:highlight w:val="lightGray"/>
+        </w:rPr>
+        <w:t xml:space="preserve"> [8/17/2025]</w:t>
       </w:r>
     </w:p>
     <w:p>
@@ -689,51 +773,77 @@
       </w:pPr>
       <w:r>
         <w:rPr>
-          <w:b/>
-          <w:shd w:val="clear" w:color="auto" w:fill="B7B7B7"/>
-        </w:rPr>
-        <w:t># Source</w:t>
-      </w:r>
-      <w:r>
-        <w:rPr>
-          <w:shd w:val="clear" w:color="auto" w:fill="B7B7B7"/>
-        </w:rPr>
-        <w:t xml:space="preserve">: </w:t>
-      </w:r>
-      <w:r>
-        <w:rPr>
-          <w:b/>
-          <w:shd w:val="clear" w:color="auto" w:fill="B7B7B7"/>
-        </w:rPr>
-        <w:t xml:space="preserve">Chatgpt </w:t>
-      </w:r>
-      <w:r>
-        <w:rPr>
-          <w:b/>
-          <w:sz w:val="14"/>
-          <w:szCs w:val="14"/>
-          <w:shd w:val="clear" w:color="auto" w:fill="B7B7B7"/>
-        </w:rPr>
-        <w:t>(GPT</w:t>
-      </w:r>
-      <w:r>
-        <w:rPr>
-          <w:rFonts w:ascii="Cambria Math" w:hAnsi="Cambria Math" w:cs="Cambria Math"/>
-          <w:b/>
-          <w:sz w:val="14"/>
-          <w:szCs w:val="14"/>
-          <w:shd w:val="clear" w:color="auto" w:fill="B7B7B7"/>
+          <w:rFonts w:ascii="Arial" w:eastAsia="Arial" w:hAnsi="Arial" w:cs="Arial"/>
+          <w:b/>
+          <w:color w:val="000000"/>
+          <w:sz w:val="18"/>
+          <w:highlight w:val="lightGray"/>
+        </w:rPr>
+        <w:t># Source: AI Source: Provided by: [Data Path</w:t>
+      </w:r>
+      <w:r>
+        <w:rPr>
+          <w:rFonts w:ascii="Arial" w:eastAsia="Arial" w:hAnsi="Arial" w:cs="Arial"/>
+          <w:color w:val="000000"/>
+          <w:sz w:val="18"/>
+          <w:highlight w:val="lightGray"/>
+        </w:rPr>
+        <w:t xml:space="preserve">: Persons Table -&gt; ID Column: 1, Name_En Column: Motasem Essam] -&gt; </w:t>
+      </w:r>
+      <w:r>
+        <w:rPr>
+          <w:rFonts w:ascii="Arial" w:eastAsia="Arial" w:hAnsi="Arial" w:cs="Arial"/>
+          <w:b/>
+          <w:color w:val="000000"/>
+          <w:sz w:val="18"/>
+          <w:highlight w:val="lightGray"/>
+        </w:rPr>
+        <w:t>From:</w:t>
+      </w:r>
+      <w:r>
+        <w:rPr>
+          <w:rFonts w:ascii="Arial" w:eastAsia="Arial" w:hAnsi="Arial" w:cs="Arial"/>
+          <w:color w:val="000000"/>
+          <w:sz w:val="18"/>
+          <w:highlight w:val="lightGray"/>
+        </w:rPr>
+        <w:t xml:space="preserve"> [Chatgpt (GPT</w:t>
+      </w:r>
+      <w:r>
+        <w:rPr>
+          <w:rFonts w:ascii="Arial" w:eastAsia="Arial" w:hAnsi="Arial" w:cs="Cambria Math"/>
+          <w:color w:val="000000"/>
+          <w:sz w:val="18"/>
+          <w:highlight w:val="lightGray"/>
         </w:rPr>
         <w:t>‑</w:t>
       </w:r>
       <w:r>
         <w:rPr>
-          <w:b/>
-          <w:sz w:val="14"/>
-          <w:szCs w:val="14"/>
-          <w:shd w:val="clear" w:color="auto" w:fill="B7B7B7"/>
-        </w:rPr>
-        <w:t>5 Mini) at [8/17/2025]</w:t>
+          <w:rFonts w:ascii="Arial" w:eastAsia="Arial" w:hAnsi="Arial" w:cs="Arial"/>
+          <w:color w:val="000000"/>
+          <w:sz w:val="18"/>
+          <w:highlight w:val="lightGray"/>
+        </w:rPr>
+        <w:t xml:space="preserve">5 Mini)] </w:t>
+      </w:r>
+      <w:r>
+        <w:rPr>
+          <w:rFonts w:ascii="Arial" w:eastAsia="Arial" w:hAnsi="Arial" w:cs="Arial"/>
+          <w:b/>
+          <w:color w:val="000000"/>
+          <w:sz w:val="18"/>
+          <w:highlight w:val="lightGray"/>
+        </w:rPr>
+        <w:t>on</w:t>
+      </w:r>
+      <w:r>
+        <w:rPr>
+          <w:rFonts w:ascii="Arial" w:eastAsia="Arial" w:hAnsi="Arial"/>
+          <w:sz w:val="18"/>
+          <w:highlight w:val="lightGray"/>
+        </w:rPr>
+        <w:t xml:space="preserve"> [8/17/2025]</w:t>
       </w:r>
     </w:p>
     <w:p>
@@ -742,7 +852,7 @@
           <w:noProof/>
         </w:rPr>
         <w:drawing>
-          <wp:inline distT="114300" distB="114300" distL="114300" distR="114300" wp14:anchorId="59C52D33" wp14:editId="7C63D5B7">
+          <wp:inline distT="114300" distB="114300" distL="114300" distR="114300" wp14:anchorId="66EEDDFE" wp14:editId="74C757F9">
             <wp:extent cx="5943600" cy="1193800"/>
             <wp:effectExtent l="0" t="0" r="0" b="0"/>
             <wp:docPr id="2" name="image2.png"/>
@@ -1067,7 +1177,7 @@
           <w:ilvl w:val="0"/>
           <w:numId w:val="3"/>
         </w:numPr>
-        <w:spacing w:before="240"/>
+        <w:spacing w:before="240" w:after="0" w:line="276" w:lineRule="auto"/>
       </w:pPr>
       <w:r>
         <w:rPr>
@@ -1115,7 +1225,7 @@
           <w:ilvl w:val="0"/>
           <w:numId w:val="3"/>
         </w:numPr>
-        <w:spacing w:after="240"/>
+        <w:spacing w:after="240" w:line="276" w:lineRule="auto"/>
       </w:pPr>
       <w:r>
         <w:rPr>
@@ -1129,7 +1239,7 @@
     </w:p>
     <w:p>
       <w:r>
-        <w:pict w14:anchorId="170A5584">
+        <w:pict w14:anchorId="257DC34B">
           <v:rect id="_x0000_i1027" style="width:0;height:1.5pt" o:hralign="center" o:hrstd="t" o:hr="t" fillcolor="#a0a0a0" stroked="f"/>
         </w:pict>
       </w:r>
@@ -1154,7 +1264,6 @@
           <w:sz w:val="34"/>
           <w:szCs w:val="34"/>
         </w:rPr>
-        <w:lastRenderedPageBreak/>
         <w:t>✅ Benefits of SbE</w:t>
       </w:r>
     </w:p>
@@ -1164,51 +1273,77 @@
       </w:pPr>
       <w:r>
         <w:rPr>
-          <w:b/>
-          <w:shd w:val="clear" w:color="auto" w:fill="B7B7B7"/>
-        </w:rPr>
-        <w:t># Source</w:t>
-      </w:r>
-      <w:r>
-        <w:rPr>
-          <w:shd w:val="clear" w:color="auto" w:fill="B7B7B7"/>
-        </w:rPr>
-        <w:t xml:space="preserve">: </w:t>
-      </w:r>
-      <w:r>
-        <w:rPr>
-          <w:b/>
-          <w:shd w:val="clear" w:color="auto" w:fill="B7B7B7"/>
-        </w:rPr>
-        <w:t xml:space="preserve">Chatgpt </w:t>
-      </w:r>
-      <w:r>
-        <w:rPr>
-          <w:b/>
-          <w:sz w:val="14"/>
-          <w:szCs w:val="14"/>
-          <w:shd w:val="clear" w:color="auto" w:fill="B7B7B7"/>
-        </w:rPr>
-        <w:t>(GPT</w:t>
-      </w:r>
-      <w:r>
-        <w:rPr>
-          <w:rFonts w:ascii="Cambria Math" w:hAnsi="Cambria Math" w:cs="Cambria Math"/>
-          <w:b/>
-          <w:sz w:val="14"/>
-          <w:szCs w:val="14"/>
-          <w:shd w:val="clear" w:color="auto" w:fill="B7B7B7"/>
+          <w:rFonts w:ascii="Arial" w:eastAsia="Arial" w:hAnsi="Arial" w:cs="Arial"/>
+          <w:b/>
+          <w:color w:val="000000"/>
+          <w:sz w:val="18"/>
+          <w:highlight w:val="lightGray"/>
+        </w:rPr>
+        <w:t># Source: AI Source: Provided by: [Data Path</w:t>
+      </w:r>
+      <w:r>
+        <w:rPr>
+          <w:rFonts w:ascii="Arial" w:eastAsia="Arial" w:hAnsi="Arial" w:cs="Arial"/>
+          <w:color w:val="000000"/>
+          <w:sz w:val="18"/>
+          <w:highlight w:val="lightGray"/>
+        </w:rPr>
+        <w:t xml:space="preserve">: Persons Table -&gt; ID Column: 1, Name_En Column: Motasem Essam] -&gt; </w:t>
+      </w:r>
+      <w:r>
+        <w:rPr>
+          <w:rFonts w:ascii="Arial" w:eastAsia="Arial" w:hAnsi="Arial" w:cs="Arial"/>
+          <w:b/>
+          <w:color w:val="000000"/>
+          <w:sz w:val="18"/>
+          <w:highlight w:val="lightGray"/>
+        </w:rPr>
+        <w:t>From:</w:t>
+      </w:r>
+      <w:r>
+        <w:rPr>
+          <w:rFonts w:ascii="Arial" w:eastAsia="Arial" w:hAnsi="Arial" w:cs="Arial"/>
+          <w:color w:val="000000"/>
+          <w:sz w:val="18"/>
+          <w:highlight w:val="lightGray"/>
+        </w:rPr>
+        <w:t xml:space="preserve"> [Chatgpt (GPT</w:t>
+      </w:r>
+      <w:r>
+        <w:rPr>
+          <w:rFonts w:ascii="Arial" w:eastAsia="Arial" w:hAnsi="Arial" w:cs="Cambria Math"/>
+          <w:color w:val="000000"/>
+          <w:sz w:val="18"/>
+          <w:highlight w:val="lightGray"/>
         </w:rPr>
         <w:t>‑</w:t>
       </w:r>
       <w:r>
         <w:rPr>
-          <w:b/>
-          <w:sz w:val="14"/>
-          <w:szCs w:val="14"/>
-          <w:shd w:val="clear" w:color="auto" w:fill="B7B7B7"/>
-        </w:rPr>
-        <w:t>5 Mini) at [8/17/2025]</w:t>
+          <w:rFonts w:ascii="Arial" w:eastAsia="Arial" w:hAnsi="Arial" w:cs="Arial"/>
+          <w:color w:val="000000"/>
+          <w:sz w:val="18"/>
+          <w:highlight w:val="lightGray"/>
+        </w:rPr>
+        <w:t xml:space="preserve">5 Mini)] </w:t>
+      </w:r>
+      <w:r>
+        <w:rPr>
+          <w:rFonts w:ascii="Arial" w:eastAsia="Arial" w:hAnsi="Arial" w:cs="Arial"/>
+          <w:b/>
+          <w:color w:val="000000"/>
+          <w:sz w:val="18"/>
+          <w:highlight w:val="lightGray"/>
+        </w:rPr>
+        <w:t>on</w:t>
+      </w:r>
+      <w:r>
+        <w:rPr>
+          <w:rFonts w:ascii="Arial" w:eastAsia="Arial" w:hAnsi="Arial"/>
+          <w:sz w:val="18"/>
+          <w:highlight w:val="lightGray"/>
+        </w:rPr>
+        <w:t xml:space="preserve"> [8/17/2025]</w:t>
       </w:r>
     </w:p>
     <w:p>
@@ -1217,7 +1352,7 @@
           <w:ilvl w:val="0"/>
           <w:numId w:val="2"/>
         </w:numPr>
-        <w:spacing w:before="240"/>
+        <w:spacing w:before="240" w:after="0" w:line="276" w:lineRule="auto"/>
       </w:pPr>
       <w:r>
         <w:rPr>
@@ -1251,6 +1386,7 @@
           <w:ilvl w:val="0"/>
           <w:numId w:val="2"/>
         </w:numPr>
+        <w:spacing w:after="0" w:line="276" w:lineRule="auto"/>
       </w:pPr>
       <w:r>
         <w:rPr>
@@ -1284,6 +1420,7 @@
           <w:ilvl w:val="0"/>
           <w:numId w:val="2"/>
         </w:numPr>
+        <w:spacing w:after="0" w:line="276" w:lineRule="auto"/>
       </w:pPr>
       <w:r>
         <w:rPr>
@@ -1317,6 +1454,7 @@
           <w:ilvl w:val="0"/>
           <w:numId w:val="2"/>
         </w:numPr>
+        <w:spacing w:after="0" w:line="276" w:lineRule="auto"/>
       </w:pPr>
       <w:r>
         <w:rPr>
@@ -1350,7 +1488,7 @@
           <w:ilvl w:val="0"/>
           <w:numId w:val="2"/>
         </w:numPr>
-        <w:spacing w:after="240"/>
+        <w:spacing w:after="240" w:line="276" w:lineRule="auto"/>
       </w:pPr>
       <w:r>
         <w:rPr>
@@ -1380,7 +1518,7 @@
     </w:p>
     <w:p>
       <w:r>
-        <w:pict w14:anchorId="027F7768">
+        <w:pict w14:anchorId="64B9E684">
           <v:rect id="_x0000_i1028" style="width:0;height:1.5pt" o:hralign="center" o:hrstd="t" o:hr="t" fillcolor="#a0a0a0" stroked="f"/>
         </w:pict>
       </w:r>
@@ -1413,51 +1551,77 @@
       </w:pPr>
       <w:r>
         <w:rPr>
-          <w:b/>
-          <w:shd w:val="clear" w:color="auto" w:fill="B7B7B7"/>
-        </w:rPr>
-        <w:t># Source</w:t>
-      </w:r>
-      <w:r>
-        <w:rPr>
-          <w:shd w:val="clear" w:color="auto" w:fill="B7B7B7"/>
-        </w:rPr>
-        <w:t xml:space="preserve">: </w:t>
-      </w:r>
-      <w:r>
-        <w:rPr>
-          <w:b/>
-          <w:shd w:val="clear" w:color="auto" w:fill="B7B7B7"/>
-        </w:rPr>
-        <w:t xml:space="preserve">Chatgpt </w:t>
-      </w:r>
-      <w:r>
-        <w:rPr>
-          <w:b/>
-          <w:sz w:val="14"/>
-          <w:szCs w:val="14"/>
-          <w:shd w:val="clear" w:color="auto" w:fill="B7B7B7"/>
-        </w:rPr>
-        <w:t>(GPT</w:t>
-      </w:r>
-      <w:r>
-        <w:rPr>
-          <w:rFonts w:ascii="Cambria Math" w:hAnsi="Cambria Math" w:cs="Cambria Math"/>
-          <w:b/>
-          <w:sz w:val="14"/>
-          <w:szCs w:val="14"/>
-          <w:shd w:val="clear" w:color="auto" w:fill="B7B7B7"/>
+          <w:rFonts w:ascii="Arial" w:eastAsia="Arial" w:hAnsi="Arial" w:cs="Arial"/>
+          <w:b/>
+          <w:color w:val="000000"/>
+          <w:sz w:val="18"/>
+          <w:highlight w:val="lightGray"/>
+        </w:rPr>
+        <w:t># Source: AI Source: Provided by: [Data Path</w:t>
+      </w:r>
+      <w:r>
+        <w:rPr>
+          <w:rFonts w:ascii="Arial" w:eastAsia="Arial" w:hAnsi="Arial" w:cs="Arial"/>
+          <w:color w:val="000000"/>
+          <w:sz w:val="18"/>
+          <w:highlight w:val="lightGray"/>
+        </w:rPr>
+        <w:t xml:space="preserve">: Persons Table -&gt; ID Column: 1, Name_En Column: Motasem Essam] -&gt; </w:t>
+      </w:r>
+      <w:r>
+        <w:rPr>
+          <w:rFonts w:ascii="Arial" w:eastAsia="Arial" w:hAnsi="Arial" w:cs="Arial"/>
+          <w:b/>
+          <w:color w:val="000000"/>
+          <w:sz w:val="18"/>
+          <w:highlight w:val="lightGray"/>
+        </w:rPr>
+        <w:t>From:</w:t>
+      </w:r>
+      <w:r>
+        <w:rPr>
+          <w:rFonts w:ascii="Arial" w:eastAsia="Arial" w:hAnsi="Arial" w:cs="Arial"/>
+          <w:color w:val="000000"/>
+          <w:sz w:val="18"/>
+          <w:highlight w:val="lightGray"/>
+        </w:rPr>
+        <w:t xml:space="preserve"> [Chatgpt (GPT</w:t>
+      </w:r>
+      <w:r>
+        <w:rPr>
+          <w:rFonts w:ascii="Arial" w:eastAsia="Arial" w:hAnsi="Arial" w:cs="Cambria Math"/>
+          <w:color w:val="000000"/>
+          <w:sz w:val="18"/>
+          <w:highlight w:val="lightGray"/>
         </w:rPr>
         <w:t>‑</w:t>
       </w:r>
       <w:r>
         <w:rPr>
-          <w:b/>
-          <w:sz w:val="14"/>
-          <w:szCs w:val="14"/>
-          <w:shd w:val="clear" w:color="auto" w:fill="B7B7B7"/>
-        </w:rPr>
-        <w:t>5 Mini) at [8/17/2025]</w:t>
+          <w:rFonts w:ascii="Arial" w:eastAsia="Arial" w:hAnsi="Arial" w:cs="Arial"/>
+          <w:color w:val="000000"/>
+          <w:sz w:val="18"/>
+          <w:highlight w:val="lightGray"/>
+        </w:rPr>
+        <w:t xml:space="preserve">5 Mini)] </w:t>
+      </w:r>
+      <w:r>
+        <w:rPr>
+          <w:rFonts w:ascii="Arial" w:eastAsia="Arial" w:hAnsi="Arial" w:cs="Arial"/>
+          <w:b/>
+          <w:color w:val="000000"/>
+          <w:sz w:val="18"/>
+          <w:highlight w:val="lightGray"/>
+        </w:rPr>
+        <w:t>on</w:t>
+      </w:r>
+      <w:r>
+        <w:rPr>
+          <w:rFonts w:ascii="Arial" w:eastAsia="Arial" w:hAnsi="Arial"/>
+          <w:sz w:val="18"/>
+          <w:highlight w:val="lightGray"/>
+        </w:rPr>
+        <w:t xml:space="preserve"> [8/17/2025]</w:t>
       </w:r>
     </w:p>
     <w:p>
@@ -1466,7 +1630,7 @@
           <w:ilvl w:val="0"/>
           <w:numId w:val="4"/>
         </w:numPr>
-        <w:spacing w:before="240"/>
+        <w:spacing w:before="240" w:after="0" w:line="276" w:lineRule="auto"/>
       </w:pPr>
       <w:r>
         <w:rPr>
@@ -1500,6 +1664,7 @@
           <w:ilvl w:val="0"/>
           <w:numId w:val="4"/>
         </w:numPr>
+        <w:spacing w:after="0" w:line="276" w:lineRule="auto"/>
         <w:rPr>
           <w:rFonts w:ascii="Roboto Mono" w:eastAsia="Roboto Mono" w:hAnsi="Roboto Mono" w:cs="Roboto Mono"/>
         </w:rPr>
@@ -1523,7 +1688,7 @@
           <w:ilvl w:val="0"/>
           <w:numId w:val="4"/>
         </w:numPr>
-        <w:spacing w:after="240"/>
+        <w:spacing w:after="240" w:line="276" w:lineRule="auto"/>
       </w:pPr>
       <w:r>
         <w:rPr>
@@ -1550,7 +1715,7 @@
     </w:p>
     <w:p>
       <w:r>
-        <w:pict w14:anchorId="6F148B13">
+        <w:pict w14:anchorId="4ACD40BA">
           <v:rect id="_x0000_i1029" style="width:0;height:1.5pt" o:hralign="center" o:hrstd="t" o:hr="t" fillcolor="#a0a0a0" stroked="f"/>
         </w:pict>
       </w:r>
@@ -1583,51 +1748,77 @@
       </w:pPr>
       <w:r>
         <w:rPr>
-          <w:b/>
-          <w:shd w:val="clear" w:color="auto" w:fill="B7B7B7"/>
-        </w:rPr>
-        <w:t># Source</w:t>
-      </w:r>
-      <w:r>
-        <w:rPr>
-          <w:shd w:val="clear" w:color="auto" w:fill="B7B7B7"/>
-        </w:rPr>
-        <w:t xml:space="preserve">: </w:t>
-      </w:r>
-      <w:r>
-        <w:rPr>
-          <w:b/>
-          <w:shd w:val="clear" w:color="auto" w:fill="B7B7B7"/>
-        </w:rPr>
-        <w:t xml:space="preserve">Chatgpt </w:t>
-      </w:r>
-      <w:r>
-        <w:rPr>
-          <w:b/>
-          <w:sz w:val="14"/>
-          <w:szCs w:val="14"/>
-          <w:shd w:val="clear" w:color="auto" w:fill="B7B7B7"/>
-        </w:rPr>
-        <w:t>(GPT</w:t>
-      </w:r>
-      <w:r>
-        <w:rPr>
-          <w:rFonts w:ascii="Cambria Math" w:hAnsi="Cambria Math" w:cs="Cambria Math"/>
-          <w:b/>
-          <w:sz w:val="14"/>
-          <w:szCs w:val="14"/>
-          <w:shd w:val="clear" w:color="auto" w:fill="B7B7B7"/>
+          <w:rFonts w:ascii="Arial" w:eastAsia="Arial" w:hAnsi="Arial" w:cs="Arial"/>
+          <w:b/>
+          <w:color w:val="000000"/>
+          <w:sz w:val="18"/>
+          <w:highlight w:val="lightGray"/>
+        </w:rPr>
+        <w:t># Source: AI Source: Provided by: [Data Path</w:t>
+      </w:r>
+      <w:r>
+        <w:rPr>
+          <w:rFonts w:ascii="Arial" w:eastAsia="Arial" w:hAnsi="Arial" w:cs="Arial"/>
+          <w:color w:val="000000"/>
+          <w:sz w:val="18"/>
+          <w:highlight w:val="lightGray"/>
+        </w:rPr>
+        <w:t xml:space="preserve">: Persons Table -&gt; ID Column: 1, Name_En Column: Motasem Essam] -&gt; </w:t>
+      </w:r>
+      <w:r>
+        <w:rPr>
+          <w:rFonts w:ascii="Arial" w:eastAsia="Arial" w:hAnsi="Arial" w:cs="Arial"/>
+          <w:b/>
+          <w:color w:val="000000"/>
+          <w:sz w:val="18"/>
+          <w:highlight w:val="lightGray"/>
+        </w:rPr>
+        <w:t>From:</w:t>
+      </w:r>
+      <w:r>
+        <w:rPr>
+          <w:rFonts w:ascii="Arial" w:eastAsia="Arial" w:hAnsi="Arial" w:cs="Arial"/>
+          <w:color w:val="000000"/>
+          <w:sz w:val="18"/>
+          <w:highlight w:val="lightGray"/>
+        </w:rPr>
+        <w:t xml:space="preserve"> [Chatgpt (GPT</w:t>
+      </w:r>
+      <w:r>
+        <w:rPr>
+          <w:rFonts w:ascii="Arial" w:eastAsia="Arial" w:hAnsi="Arial" w:cs="Cambria Math"/>
+          <w:color w:val="000000"/>
+          <w:sz w:val="18"/>
+          <w:highlight w:val="lightGray"/>
         </w:rPr>
         <w:t>‑</w:t>
       </w:r>
       <w:r>
         <w:rPr>
-          <w:b/>
-          <w:sz w:val="14"/>
-          <w:szCs w:val="14"/>
-          <w:shd w:val="clear" w:color="auto" w:fill="B7B7B7"/>
-        </w:rPr>
-        <w:t>5 Mini) at [8/17/2025]</w:t>
+          <w:rFonts w:ascii="Arial" w:eastAsia="Arial" w:hAnsi="Arial" w:cs="Arial"/>
+          <w:color w:val="000000"/>
+          <w:sz w:val="18"/>
+          <w:highlight w:val="lightGray"/>
+        </w:rPr>
+        <w:t xml:space="preserve">5 Mini)] </w:t>
+      </w:r>
+      <w:r>
+        <w:rPr>
+          <w:rFonts w:ascii="Arial" w:eastAsia="Arial" w:hAnsi="Arial" w:cs="Arial"/>
+          <w:b/>
+          <w:color w:val="000000"/>
+          <w:sz w:val="18"/>
+          <w:highlight w:val="lightGray"/>
+        </w:rPr>
+        <w:t>on</w:t>
+      </w:r>
+      <w:r>
+        <w:rPr>
+          <w:rFonts w:ascii="Arial" w:eastAsia="Arial" w:hAnsi="Arial"/>
+          <w:sz w:val="18"/>
+          <w:highlight w:val="lightGray"/>
+        </w:rPr>
+        <w:t xml:space="preserve"> [8/17/2025]</w:t>
       </w:r>
     </w:p>
     <w:p>
@@ -1636,7 +1827,7 @@
           <w:noProof/>
         </w:rPr>
         <w:drawing>
-          <wp:inline distT="114300" distB="114300" distL="114300" distR="114300" wp14:anchorId="1D0AC5AB" wp14:editId="414DF216">
+          <wp:inline distT="114300" distB="114300" distL="114300" distR="114300" wp14:anchorId="1E86F195" wp14:editId="39EE9A00">
             <wp:extent cx="5943600" cy="1397000"/>
             <wp:effectExtent l="0" t="0" r="0" b="0"/>
             <wp:docPr id="1" name="image1.png"/>
@@ -1719,7 +1910,6 @@
               <w:rPr>
                 <w:b/>
               </w:rPr>
-              <w:lastRenderedPageBreak/>
               <w:t>Approach</w:t>
             </w:r>
           </w:p>
@@ -2053,7 +2243,7 @@
     </w:p>
     <w:p>
       <w:r>
-        <w:pict w14:anchorId="02283DE3">
+        <w:pict w14:anchorId="3F38F331">
           <v:rect id="_x0000_i1030" style="width:0;height:1.5pt" o:hralign="center" o:hrstd="t" o:hr="t" fillcolor="#a0a0a0" stroked="f"/>
         </w:pict>
       </w:r>
@@ -2077,51 +2267,77 @@
       </w:pPr>
       <w:r>
         <w:rPr>
-          <w:b/>
-          <w:shd w:val="clear" w:color="auto" w:fill="B7B7B7"/>
-        </w:rPr>
-        <w:t># Source</w:t>
-      </w:r>
-      <w:r>
-        <w:rPr>
-          <w:shd w:val="clear" w:color="auto" w:fill="B7B7B7"/>
-        </w:rPr>
-        <w:t xml:space="preserve">: </w:t>
-      </w:r>
-      <w:r>
-        <w:rPr>
-          <w:b/>
-          <w:shd w:val="clear" w:color="auto" w:fill="B7B7B7"/>
-        </w:rPr>
-        <w:t xml:space="preserve">Chatgpt </w:t>
-      </w:r>
-      <w:r>
-        <w:rPr>
-          <w:b/>
-          <w:sz w:val="14"/>
-          <w:szCs w:val="14"/>
-          <w:shd w:val="clear" w:color="auto" w:fill="B7B7B7"/>
-        </w:rPr>
-        <w:t>(GPT</w:t>
-      </w:r>
-      <w:r>
-        <w:rPr>
-          <w:rFonts w:ascii="Cambria Math" w:hAnsi="Cambria Math" w:cs="Cambria Math"/>
-          <w:b/>
-          <w:sz w:val="14"/>
-          <w:szCs w:val="14"/>
-          <w:shd w:val="clear" w:color="auto" w:fill="B7B7B7"/>
+          <w:rFonts w:ascii="Arial" w:eastAsia="Arial" w:hAnsi="Arial" w:cs="Arial"/>
+          <w:b/>
+          <w:color w:val="000000"/>
+          <w:sz w:val="18"/>
+          <w:highlight w:val="lightGray"/>
+        </w:rPr>
+        <w:t># Source: AI Source: Provided by: [Data Path</w:t>
+      </w:r>
+      <w:r>
+        <w:rPr>
+          <w:rFonts w:ascii="Arial" w:eastAsia="Arial" w:hAnsi="Arial" w:cs="Arial"/>
+          <w:color w:val="000000"/>
+          <w:sz w:val="18"/>
+          <w:highlight w:val="lightGray"/>
+        </w:rPr>
+        <w:t xml:space="preserve">: Persons Table -&gt; ID Column: 1, Name_En Column: Motasem Essam] -&gt; </w:t>
+      </w:r>
+      <w:r>
+        <w:rPr>
+          <w:rFonts w:ascii="Arial" w:eastAsia="Arial" w:hAnsi="Arial" w:cs="Arial"/>
+          <w:b/>
+          <w:color w:val="000000"/>
+          <w:sz w:val="18"/>
+          <w:highlight w:val="lightGray"/>
+        </w:rPr>
+        <w:t>From:</w:t>
+      </w:r>
+      <w:r>
+        <w:rPr>
+          <w:rFonts w:ascii="Arial" w:eastAsia="Arial" w:hAnsi="Arial" w:cs="Arial"/>
+          <w:color w:val="000000"/>
+          <w:sz w:val="18"/>
+          <w:highlight w:val="lightGray"/>
+        </w:rPr>
+        <w:t xml:space="preserve"> [Chatgpt (GPT</w:t>
+      </w:r>
+      <w:r>
+        <w:rPr>
+          <w:rFonts w:ascii="Arial" w:eastAsia="Arial" w:hAnsi="Arial" w:cs="Cambria Math"/>
+          <w:color w:val="000000"/>
+          <w:sz w:val="18"/>
+          <w:highlight w:val="lightGray"/>
         </w:rPr>
         <w:t>‑</w:t>
       </w:r>
       <w:r>
         <w:rPr>
-          <w:b/>
-          <w:sz w:val="14"/>
-          <w:szCs w:val="14"/>
-          <w:shd w:val="clear" w:color="auto" w:fill="B7B7B7"/>
-        </w:rPr>
-        <w:t>5 Mini) at [8/17/2025]</w:t>
+          <w:rFonts w:ascii="Arial" w:eastAsia="Arial" w:hAnsi="Arial" w:cs="Arial"/>
+          <w:color w:val="000000"/>
+          <w:sz w:val="18"/>
+          <w:highlight w:val="lightGray"/>
+        </w:rPr>
+        <w:t xml:space="preserve">5 Mini)] </w:t>
+      </w:r>
+      <w:r>
+        <w:rPr>
+          <w:rFonts w:ascii="Arial" w:eastAsia="Arial" w:hAnsi="Arial" w:cs="Arial"/>
+          <w:b/>
+          <w:color w:val="000000"/>
+          <w:sz w:val="18"/>
+          <w:highlight w:val="lightGray"/>
+        </w:rPr>
+        <w:t>on</w:t>
+      </w:r>
+      <w:r>
+        <w:rPr>
+          <w:rFonts w:ascii="Arial" w:eastAsia="Arial" w:hAnsi="Arial"/>
+          <w:sz w:val="18"/>
+          <w:highlight w:val="lightGray"/>
+        </w:rPr>
+        <w:t xml:space="preserve"> [8/17/2025]</w:t>
       </w:r>
     </w:p>
     <w:p>
@@ -2142,7 +2358,7 @@
     </w:p>
     <w:p>
       <w:r>
-        <w:pict w14:anchorId="5CDAD9BF">
+        <w:pict w14:anchorId="06D66D8E">
           <v:rect id="_x0000_i1031" style="width:0;height:1.5pt" o:hralign="center" o:hrstd="t" o:hr="t" fillcolor="#a0a0a0" stroked="f"/>
         </w:pict>
       </w:r>
@@ -2152,13 +2368,14 @@
         <w:spacing w:before="240" w:after="240"/>
       </w:pPr>
     </w:p>
+    <w:p/>
     <w:p/>
     <w:p/>
     <w:sectPr>
       <w:pgSz w:w="12240" w:h="15840"/>
       <w:pgMar w:top="1440" w:right="1440" w:bottom="1440" w:left="1440" w:header="720" w:footer="720" w:gutter="0"/>
-      <w:pgNumType w:start="1"/>
       <w:cols w:space="720"/>
+      <w:docGrid w:linePitch="360"/>
     </w:sectPr>
   </w:body>
 </w:document>
@@ -3033,18 +3250,6 @@
   <w:style w:type="paragraph" w:default="1" w:styleId="Normal">
     <w:name w:val="Normal"/>
     <w:qFormat/>
-    <w:rsid w:val="00C61096"/>
-    <w:pPr>
-      <w:spacing w:after="0" w:line="276" w:lineRule="auto"/>
-    </w:pPr>
-    <w:rPr>
-      <w:rFonts w:ascii="Arial" w:eastAsia="Arial" w:hAnsi="Arial" w:cs="Arial"/>
-      <w:kern w:val="0"/>
-      <w:sz w:val="22"/>
-      <w:szCs w:val="22"/>
-      <w:lang w:val="en"/>
-      <w14:ligatures w14:val="none"/>
-    </w:rPr>
   </w:style>
   <w:style w:type="paragraph" w:styleId="Heading1">
     <w:name w:val="heading 1"/>
@@ -3053,7 +3258,7 @@
     <w:link w:val="Heading1Char"/>
     <w:uiPriority w:val="9"/>
     <w:qFormat/>
-    <w:rsid w:val="007630C7"/>
+    <w:rsid w:val="00F74879"/>
     <w:pPr>
       <w:keepNext/>
       <w:keepLines/>
@@ -3075,7 +3280,7 @@
     <w:uiPriority w:val="9"/>
     <w:unhideWhenUsed/>
     <w:qFormat/>
-    <w:rsid w:val="007630C7"/>
+    <w:rsid w:val="00F74879"/>
     <w:pPr>
       <w:keepNext/>
       <w:keepLines/>
@@ -3097,7 +3302,7 @@
     <w:uiPriority w:val="9"/>
     <w:unhideWhenUsed/>
     <w:qFormat/>
-    <w:rsid w:val="007630C7"/>
+    <w:rsid w:val="00F74879"/>
     <w:pPr>
       <w:keepNext/>
       <w:keepLines/>
@@ -3120,7 +3325,7 @@
     <w:semiHidden/>
     <w:unhideWhenUsed/>
     <w:qFormat/>
-    <w:rsid w:val="007630C7"/>
+    <w:rsid w:val="00F74879"/>
     <w:pPr>
       <w:keepNext/>
       <w:keepLines/>
@@ -3143,7 +3348,7 @@
     <w:semiHidden/>
     <w:unhideWhenUsed/>
     <w:qFormat/>
-    <w:rsid w:val="007630C7"/>
+    <w:rsid w:val="00F74879"/>
     <w:pPr>
       <w:keepNext/>
       <w:keepLines/>
@@ -3164,11 +3369,11 @@
     <w:semiHidden/>
     <w:unhideWhenUsed/>
     <w:qFormat/>
-    <w:rsid w:val="007630C7"/>
+    <w:rsid w:val="00F74879"/>
     <w:pPr>
       <w:keepNext/>
       <w:keepLines/>
-      <w:spacing w:before="40"/>
+      <w:spacing w:before="40" w:after="0"/>
       <w:outlineLvl w:val="5"/>
     </w:pPr>
     <w:rPr>
@@ -3187,11 +3392,11 @@
     <w:semiHidden/>
     <w:unhideWhenUsed/>
     <w:qFormat/>
-    <w:rsid w:val="007630C7"/>
+    <w:rsid w:val="00F74879"/>
     <w:pPr>
       <w:keepNext/>
       <w:keepLines/>
-      <w:spacing w:before="40"/>
+      <w:spacing w:before="40" w:after="0"/>
       <w:outlineLvl w:val="6"/>
     </w:pPr>
     <w:rPr>
@@ -3208,10 +3413,11 @@
     <w:semiHidden/>
     <w:unhideWhenUsed/>
     <w:qFormat/>
-    <w:rsid w:val="007630C7"/>
+    <w:rsid w:val="00F74879"/>
     <w:pPr>
       <w:keepNext/>
       <w:keepLines/>
+      <w:spacing w:after="0"/>
       <w:outlineLvl w:val="7"/>
     </w:pPr>
     <w:rPr>
@@ -3230,10 +3436,11 @@
     <w:semiHidden/>
     <w:unhideWhenUsed/>
     <w:qFormat/>
-    <w:rsid w:val="007630C7"/>
+    <w:rsid w:val="00F74879"/>
     <w:pPr>
       <w:keepNext/>
       <w:keepLines/>
+      <w:spacing w:after="0"/>
       <w:outlineLvl w:val="8"/>
     </w:pPr>
     <w:rPr>
@@ -3273,7 +3480,7 @@
     <w:basedOn w:val="DefaultParagraphFont"/>
     <w:link w:val="Heading1"/>
     <w:uiPriority w:val="9"/>
-    <w:rsid w:val="007630C7"/>
+    <w:rsid w:val="00F74879"/>
     <w:rPr>
       <w:rFonts w:asciiTheme="majorHAnsi" w:eastAsiaTheme="majorEastAsia" w:hAnsiTheme="majorHAnsi" w:cstheme="majorBidi"/>
       <w:color w:val="2F5496" w:themeColor="accent1" w:themeShade="BF"/>
@@ -3286,7 +3493,7 @@
     <w:basedOn w:val="DefaultParagraphFont"/>
     <w:link w:val="Heading2"/>
     <w:uiPriority w:val="9"/>
-    <w:rsid w:val="007630C7"/>
+    <w:rsid w:val="00F74879"/>
     <w:rPr>
       <w:rFonts w:asciiTheme="majorHAnsi" w:eastAsiaTheme="majorEastAsia" w:hAnsiTheme="majorHAnsi" w:cstheme="majorBidi"/>
       <w:color w:val="2F5496" w:themeColor="accent1" w:themeShade="BF"/>
@@ -3299,7 +3506,7 @@
     <w:basedOn w:val="DefaultParagraphFont"/>
     <w:link w:val="Heading3"/>
     <w:uiPriority w:val="9"/>
-    <w:rsid w:val="007630C7"/>
+    <w:rsid w:val="00F74879"/>
     <w:rPr>
       <w:rFonts w:eastAsiaTheme="majorEastAsia" w:cstheme="majorBidi"/>
       <w:color w:val="2F5496" w:themeColor="accent1" w:themeShade="BF"/>
@@ -3313,7 +3520,7 @@
     <w:link w:val="Heading4"/>
     <w:uiPriority w:val="9"/>
     <w:semiHidden/>
-    <w:rsid w:val="007630C7"/>
+    <w:rsid w:val="00F74879"/>
     <w:rPr>
       <w:rFonts w:eastAsiaTheme="majorEastAsia" w:cstheme="majorBidi"/>
       <w:i/>
@@ -3327,7 +3534,7 @@
     <w:link w:val="Heading5"/>
     <w:uiPriority w:val="9"/>
     <w:semiHidden/>
-    <w:rsid w:val="007630C7"/>
+    <w:rsid w:val="00F74879"/>
     <w:rPr>
       <w:rFonts w:eastAsiaTheme="majorEastAsia" w:cstheme="majorBidi"/>
       <w:color w:val="2F5496" w:themeColor="accent1" w:themeShade="BF"/>
@@ -3339,7 +3546,7 @@
     <w:link w:val="Heading6"/>
     <w:uiPriority w:val="9"/>
     <w:semiHidden/>
-    <w:rsid w:val="007630C7"/>
+    <w:rsid w:val="00F74879"/>
     <w:rPr>
       <w:rFonts w:eastAsiaTheme="majorEastAsia" w:cstheme="majorBidi"/>
       <w:i/>
@@ -3353,7 +3560,7 @@
     <w:link w:val="Heading7"/>
     <w:uiPriority w:val="9"/>
     <w:semiHidden/>
-    <w:rsid w:val="007630C7"/>
+    <w:rsid w:val="00F74879"/>
     <w:rPr>
       <w:rFonts w:eastAsiaTheme="majorEastAsia" w:cstheme="majorBidi"/>
       <w:color w:val="595959" w:themeColor="text1" w:themeTint="A6"/>
@@ -3365,7 +3572,7 @@
     <w:link w:val="Heading8"/>
     <w:uiPriority w:val="9"/>
     <w:semiHidden/>
-    <w:rsid w:val="007630C7"/>
+    <w:rsid w:val="00F74879"/>
     <w:rPr>
       <w:rFonts w:eastAsiaTheme="majorEastAsia" w:cstheme="majorBidi"/>
       <w:i/>
@@ -3379,7 +3586,7 @@
     <w:link w:val="Heading9"/>
     <w:uiPriority w:val="9"/>
     <w:semiHidden/>
-    <w:rsid w:val="007630C7"/>
+    <w:rsid w:val="00F74879"/>
     <w:rPr>
       <w:rFonts w:eastAsiaTheme="majorEastAsia" w:cstheme="majorBidi"/>
       <w:color w:val="272727" w:themeColor="text1" w:themeTint="D8"/>
@@ -3392,7 +3599,7 @@
     <w:link w:val="TitleChar"/>
     <w:uiPriority w:val="10"/>
     <w:qFormat/>
-    <w:rsid w:val="007630C7"/>
+    <w:rsid w:val="00F74879"/>
     <w:pPr>
       <w:spacing w:after="80" w:line="240" w:lineRule="auto"/>
       <w:contextualSpacing/>
@@ -3410,7 +3617,7 @@
     <w:basedOn w:val="DefaultParagraphFont"/>
     <w:link w:val="Title"/>
     <w:uiPriority w:val="10"/>
-    <w:rsid w:val="007630C7"/>
+    <w:rsid w:val="00F74879"/>
     <w:rPr>
       <w:rFonts w:asciiTheme="majorHAnsi" w:eastAsiaTheme="majorEastAsia" w:hAnsiTheme="majorHAnsi" w:cstheme="majorBidi"/>
       <w:spacing w:val="-10"/>
@@ -3426,7 +3633,7 @@
     <w:link w:val="SubtitleChar"/>
     <w:uiPriority w:val="11"/>
     <w:qFormat/>
-    <w:rsid w:val="007630C7"/>
+    <w:rsid w:val="00F74879"/>
     <w:pPr>
       <w:numPr>
         <w:ilvl w:val="1"/>
@@ -3445,7 +3652,7 @@
     <w:basedOn w:val="DefaultParagraphFont"/>
     <w:link w:val="Subtitle"/>
     <w:uiPriority w:val="11"/>
-    <w:rsid w:val="007630C7"/>
+    <w:rsid w:val="00F74879"/>
     <w:rPr>
       <w:rFonts w:eastAsiaTheme="majorEastAsia" w:cstheme="majorBidi"/>
       <w:color w:val="595959" w:themeColor="text1" w:themeTint="A6"/>
@@ -3461,7 +3668,7 @@
     <w:link w:val="QuoteChar"/>
     <w:uiPriority w:val="29"/>
     <w:qFormat/>
-    <w:rsid w:val="007630C7"/>
+    <w:rsid w:val="00F74879"/>
     <w:pPr>
       <w:spacing w:before="160"/>
       <w:jc w:val="center"/>
@@ -3477,7 +3684,7 @@
     <w:basedOn w:val="DefaultParagraphFont"/>
     <w:link w:val="Quote"/>
     <w:uiPriority w:val="29"/>
-    <w:rsid w:val="007630C7"/>
+    <w:rsid w:val="00F74879"/>
     <w:rPr>
       <w:i/>
       <w:iCs/>
@@ -3489,7 +3696,7 @@
     <w:basedOn w:val="Normal"/>
     <w:uiPriority w:val="34"/>
     <w:qFormat/>
-    <w:rsid w:val="007630C7"/>
+    <w:rsid w:val="00F74879"/>
     <w:pPr>
       <w:ind w:left="720"/>
       <w:contextualSpacing/>
@@ -3500,7 +3707,7 @@
     <w:basedOn w:val="DefaultParagraphFont"/>
     <w:uiPriority w:val="21"/>
     <w:qFormat/>
-    <w:rsid w:val="007630C7"/>
+    <w:rsid w:val="00F74879"/>
     <w:rPr>
       <w:i/>
       <w:iCs/>
@@ -3514,7 +3721,7 @@
     <w:link w:val="IntenseQuoteChar"/>
     <w:uiPriority w:val="30"/>
     <w:qFormat/>
-    <w:rsid w:val="007630C7"/>
+    <w:rsid w:val="00F74879"/>
     <w:pPr>
       <w:pBdr>
         <w:top w:val="single" w:sz="4" w:space="10" w:color="2F5496" w:themeColor="accent1" w:themeShade="BF"/>
@@ -3535,7 +3742,7 @@
     <w:basedOn w:val="DefaultParagraphFont"/>
     <w:link w:val="IntenseQuote"/>
     <w:uiPriority w:val="30"/>
-    <w:rsid w:val="007630C7"/>
+    <w:rsid w:val="00F74879"/>
     <w:rPr>
       <w:i/>
       <w:iCs/>
@@ -3547,7 +3754,7 @@
     <w:basedOn w:val="DefaultParagraphFont"/>
     <w:uiPriority w:val="32"/>
     <w:qFormat/>
-    <w:rsid w:val="007630C7"/>
+    <w:rsid w:val="00F74879"/>
     <w:rPr>
       <w:b/>
       <w:bCs/>
